--- a/src/6.Report/Rep33019843.GuaranteePersonalLoan.docx
+++ b/src/6.Report/Rep33019843.GuaranteePersonalLoan.docx
@@ -78,12 +78,12 @@
             <w:szCs w:val="17"/>
           </w:rPr>
           <w:alias w:val="#Nav: /Employee_Loan_Advance/GuarantrorGrandFather"/>
-          <w:tag w:val="#Nav: Guarantee_Personal_Loan/33019843"/>
+          <w:tag w:val="#Nav: Guarantee_Personal_Loan/50042"/>
           <w:id w:val="-1496257060"/>
           <w:placeholder>
             <w:docPart w:val="DefaultPlaceholder_1081868574"/>
           </w:placeholder>
-          <w:dataBinding w:prefixMappings="xmlns:ns0='urn:microsoft-dynamics-nav/reports/Guarantee_Personal_Loan/33019843/'" w:xpath="/ns0:NavWordReportXmlPart[1]/ns0:Employee_Loan_Advance[1]/ns0:GuarantrorGrandFather[1]" w:storeItemID="{B3E954EB-E6C2-45FD-BCE6-25D7DF1A2827}"/>
+          <w:dataBinding w:prefixMappings="xmlns:ns0='urn:microsoft-dynamics-nav/reports/Guarantee_Personal_Loan/50042/'" w:xpath="/ns0:NavWordReportXmlPart[1]/ns0:Employee_Loan_Advance[1]/ns0:GuarantrorGrandFather[1]" w:storeItemID="{B3E954EB-E6C2-45FD-BCE6-25D7DF1A2827}"/>
           <w:text/>
         </w:sdtPr>
         <w:sdtEndPr/>
@@ -118,12 +118,12 @@
             <w:szCs w:val="17"/>
           </w:rPr>
           <w:alias w:val="#Nav: /Employee_Loan_Advance/GurarantorFathersName"/>
-          <w:tag w:val="#Nav: Guarantee_Personal_Loan/33019843"/>
+          <w:tag w:val="#Nav: Guarantee_Personal_Loan/50042"/>
           <w:id w:val="1913574824"/>
           <w:placeholder>
             <w:docPart w:val="DefaultPlaceholder_1081868574"/>
           </w:placeholder>
-          <w:dataBinding w:prefixMappings="xmlns:ns0='urn:microsoft-dynamics-nav/reports/Guarantee_Personal_Loan/33019843/'" w:xpath="/ns0:NavWordReportXmlPart[1]/ns0:Employee_Loan_Advance[1]/ns0:GurarantorFathersName[1]" w:storeItemID="{B3E954EB-E6C2-45FD-BCE6-25D7DF1A2827}"/>
+          <w:dataBinding w:prefixMappings="xmlns:ns0='urn:microsoft-dynamics-nav/reports/Guarantee_Personal_Loan/50042/'" w:xpath="/ns0:NavWordReportXmlPart[1]/ns0:Employee_Loan_Advance[1]/ns0:GurarantorFathersName[1]" w:storeItemID="{B3E954EB-E6C2-45FD-BCE6-25D7DF1A2827}"/>
           <w:text/>
         </w:sdtPr>
         <w:sdtEndPr/>
@@ -157,12 +157,12 @@
             <w:szCs w:val="17"/>
           </w:rPr>
           <w:alias w:val="#Nav: /Employee_Loan_Advance/GuarantorSpouseName"/>
-          <w:tag w:val="#Nav: Guarantee_Personal_Loan/33019843"/>
+          <w:tag w:val="#Nav: Guarantee_Personal_Loan/50042"/>
           <w:id w:val="-115682008"/>
           <w:placeholder>
             <w:docPart w:val="DefaultPlaceholder_1081868574"/>
           </w:placeholder>
-          <w:dataBinding w:prefixMappings="xmlns:ns0='urn:microsoft-dynamics-nav/reports/Guarantee_Personal_Loan/33019843/'" w:xpath="/ns0:NavWordReportXmlPart[1]/ns0:Employee_Loan_Advance[1]/ns0:GuarantorSpouseName[1]" w:storeItemID="{B3E954EB-E6C2-45FD-BCE6-25D7DF1A2827}"/>
+          <w:dataBinding w:prefixMappings="xmlns:ns0='urn:microsoft-dynamics-nav/reports/Guarantee_Personal_Loan/50042/'" w:xpath="/ns0:NavWordReportXmlPart[1]/ns0:Employee_Loan_Advance[1]/ns0:GuarantorSpouseName[1]" w:storeItemID="{B3E954EB-E6C2-45FD-BCE6-25D7DF1A2827}"/>
           <w:text/>
         </w:sdtPr>
         <w:sdtEndPr/>
@@ -196,12 +196,12 @@
             <w:szCs w:val="17"/>
           </w:rPr>
           <w:alias w:val="#Nav: /Employee_Loan_Advance/GuarantorDistrict"/>
-          <w:tag w:val="#Nav: Guarantee_Personal_Loan/33019843"/>
+          <w:tag w:val="#Nav: Guarantee_Personal_Loan/50042"/>
           <w:id w:val="-1209489576"/>
           <w:placeholder>
             <w:docPart w:val="DefaultPlaceholder_1081868574"/>
           </w:placeholder>
-          <w:dataBinding w:prefixMappings="xmlns:ns0='urn:microsoft-dynamics-nav/reports/Guarantee_Personal_Loan/33019843/'" w:xpath="/ns0:NavWordReportXmlPart[1]/ns0:Employee_Loan_Advance[1]/ns0:GuarantorDistrict[1]" w:storeItemID="{B3E954EB-E6C2-45FD-BCE6-25D7DF1A2827}"/>
+          <w:dataBinding w:prefixMappings="xmlns:ns0='urn:microsoft-dynamics-nav/reports/Guarantee_Personal_Loan/50042/'" w:xpath="/ns0:NavWordReportXmlPart[1]/ns0:Employee_Loan_Advance[1]/ns0:GuarantorDistrict[1]" w:storeItemID="{B3E954EB-E6C2-45FD-BCE6-25D7DF1A2827}"/>
           <w:text/>
         </w:sdtPr>
         <w:sdtEndPr/>
@@ -235,12 +235,12 @@
             <w:szCs w:val="17"/>
           </w:rPr>
           <w:alias w:val="#Nav: /Employee_Loan_Advance/GuarantorsVDCMunicipality"/>
-          <w:tag w:val="#Nav: Guarantee_Personal_Loan/33019843"/>
+          <w:tag w:val="#Nav: Guarantee_Personal_Loan/50042"/>
           <w:id w:val="991068688"/>
           <w:placeholder>
             <w:docPart w:val="DefaultPlaceholder_1081868574"/>
           </w:placeholder>
-          <w:dataBinding w:prefixMappings="xmlns:ns0='urn:microsoft-dynamics-nav/reports/Guarantee_Personal_Loan/33019843/'" w:xpath="/ns0:NavWordReportXmlPart[1]/ns0:Employee_Loan_Advance[1]/ns0:GuarantorsVDCMunicipality[1]" w:storeItemID="{B3E954EB-E6C2-45FD-BCE6-25D7DF1A2827}"/>
+          <w:dataBinding w:prefixMappings="xmlns:ns0='urn:microsoft-dynamics-nav/reports/Guarantee_Personal_Loan/50042/'" w:xpath="/ns0:NavWordReportXmlPart[1]/ns0:Employee_Loan_Advance[1]/ns0:GuarantorsVDCMunicipality[1]" w:storeItemID="{B3E954EB-E6C2-45FD-BCE6-25D7DF1A2827}"/>
           <w:text/>
         </w:sdtPr>
         <w:sdtEndPr/>
@@ -292,12 +292,12 @@
             <w:szCs w:val="13"/>
           </w:rPr>
           <w:alias w:val="#Nav: /Employee_Loan_Advance/GuarantorWardNo"/>
-          <w:tag w:val="#Nav: Guarantee_Personal_Loan/33019843"/>
+          <w:tag w:val="#Nav: Guarantee_Personal_Loan/50042"/>
           <w:id w:val="-116924076"/>
           <w:placeholder>
             <w:docPart w:val="DefaultPlaceholder_1081868574"/>
           </w:placeholder>
-          <w:dataBinding w:prefixMappings="xmlns:ns0='urn:microsoft-dynamics-nav/reports/Guarantee_Personal_Loan/33019843/'" w:xpath="/ns0:NavWordReportXmlPart[1]/ns0:Employee_Loan_Advance[1]/ns0:GuarantorWardNo[1]" w:storeItemID="{B3E954EB-E6C2-45FD-BCE6-25D7DF1A2827}"/>
+          <w:dataBinding w:prefixMappings="xmlns:ns0='urn:microsoft-dynamics-nav/reports/Guarantee_Personal_Loan/50042/'" w:xpath="/ns0:NavWordReportXmlPart[1]/ns0:Employee_Loan_Advance[1]/ns0:GuarantorWardNo[1]" w:storeItemID="{B3E954EB-E6C2-45FD-BCE6-25D7DF1A2827}"/>
           <w:text/>
         </w:sdtPr>
         <w:sdtEndPr/>
@@ -331,12 +331,12 @@
             <w:szCs w:val="13"/>
           </w:rPr>
           <w:alias w:val="#Nav: /Employee_Loan_Advance/GuarantorAge"/>
-          <w:tag w:val="#Nav: Guarantee_Personal_Loan/33019843"/>
+          <w:tag w:val="#Nav: Guarantee_Personal_Loan/50042"/>
           <w:id w:val="-899751067"/>
           <w:placeholder>
             <w:docPart w:val="DefaultPlaceholder_1081868574"/>
           </w:placeholder>
-          <w:dataBinding w:prefixMappings="xmlns:ns0='urn:microsoft-dynamics-nav/reports/Guarantee_Personal_Loan/33019843/'" w:xpath="/ns0:NavWordReportXmlPart[1]/ns0:Employee_Loan_Advance[1]/ns0:GuarantorAge[1]" w:storeItemID="{B3E954EB-E6C2-45FD-BCE6-25D7DF1A2827}"/>
+          <w:dataBinding w:prefixMappings="xmlns:ns0='urn:microsoft-dynamics-nav/reports/Guarantee_Personal_Loan/50042/'" w:xpath="/ns0:NavWordReportXmlPart[1]/ns0:Employee_Loan_Advance[1]/ns0:GuarantorAge[1]" w:storeItemID="{B3E954EB-E6C2-45FD-BCE6-25D7DF1A2827}"/>
           <w:text/>
         </w:sdtPr>
         <w:sdtEndPr/>
@@ -370,12 +370,12 @@
             <w:szCs w:val="17"/>
           </w:rPr>
           <w:alias w:val="#Nav: /Employee_Loan_Advance/GuarantorNameNepali"/>
-          <w:tag w:val="#Nav: Guarantee_Personal_Loan/33019843"/>
+          <w:tag w:val="#Nav: Guarantee_Personal_Loan/50042"/>
           <w:id w:val="1434549528"/>
           <w:placeholder>
             <w:docPart w:val="DefaultPlaceholder_1081868574"/>
           </w:placeholder>
-          <w:dataBinding w:prefixMappings="xmlns:ns0='urn:microsoft-dynamics-nav/reports/Guarantee_Personal_Loan/33019843/'" w:xpath="/ns0:NavWordReportXmlPart[1]/ns0:Employee_Loan_Advance[1]/ns0:GuarantorNameNepali[1]" w:storeItemID="{B3E954EB-E6C2-45FD-BCE6-25D7DF1A2827}"/>
+          <w:dataBinding w:prefixMappings="xmlns:ns0='urn:microsoft-dynamics-nav/reports/Guarantee_Personal_Loan/50042/'" w:xpath="/ns0:NavWordReportXmlPart[1]/ns0:Employee_Loan_Advance[1]/ns0:GuarantorNameNepali[1]" w:storeItemID="{B3E954EB-E6C2-45FD-BCE6-25D7DF1A2827}"/>
           <w:text/>
         </w:sdtPr>
         <w:sdtEndPr/>
@@ -418,12 +418,12 @@
             <w:szCs w:val="17"/>
           </w:rPr>
           <w:alias w:val="#Nav: /Employee_Loan_Advance/GuarantorsCitizenshipN"/>
-          <w:tag w:val="#Nav: Guarantee_Personal_Loan/33019843"/>
+          <w:tag w:val="#Nav: Guarantee_Personal_Loan/50042"/>
           <w:id w:val="1491216620"/>
           <w:placeholder>
             <w:docPart w:val="DefaultPlaceholder_1081868574"/>
           </w:placeholder>
-          <w:dataBinding w:prefixMappings="xmlns:ns0='urn:microsoft-dynamics-nav/reports/Guarantee_Personal_Loan/33019843/'" w:xpath="/ns0:NavWordReportXmlPart[1]/ns0:Employee_Loan_Advance[1]/ns0:GuarantorsCitizenshipN[1]" w:storeItemID="{B3E954EB-E6C2-45FD-BCE6-25D7DF1A2827}"/>
+          <w:dataBinding w:prefixMappings="xmlns:ns0='urn:microsoft-dynamics-nav/reports/Guarantee_Personal_Loan/50042/'" w:xpath="/ns0:NavWordReportXmlPart[1]/ns0:Employee_Loan_Advance[1]/ns0:GuarantorsCitizenshipN[1]" w:storeItemID="{B3E954EB-E6C2-45FD-BCE6-25D7DF1A2827}"/>
           <w:text/>
         </w:sdtPr>
         <w:sdtEndPr/>
@@ -466,12 +466,12 @@
             <w:szCs w:val="17"/>
           </w:rPr>
           <w:alias w:val="#Nav: /Employee_Loan_Advance/GuarantorCitizenshipDate"/>
-          <w:tag w:val="#Nav: Guarantee_Personal_Loan/33019843"/>
+          <w:tag w:val="#Nav: Guarantee_Personal_Loan/50042"/>
           <w:id w:val="-1725058513"/>
           <w:placeholder>
             <w:docPart w:val="DefaultPlaceholder_1081868574"/>
           </w:placeholder>
-          <w:dataBinding w:prefixMappings="xmlns:ns0='urn:microsoft-dynamics-nav/reports/Guarantee_Personal_Loan/33019843/'" w:xpath="/ns0:NavWordReportXmlPart[1]/ns0:Employee_Loan_Advance[1]/ns0:GuarantorCitizenshipDate[1]" w:storeItemID="{B3E954EB-E6C2-45FD-BCE6-25D7DF1A2827}"/>
+          <w:dataBinding w:prefixMappings="xmlns:ns0='urn:microsoft-dynamics-nav/reports/Guarantee_Personal_Loan/50042/'" w:xpath="/ns0:NavWordReportXmlPart[1]/ns0:Employee_Loan_Advance[1]/ns0:GuarantorCitizenshipDate[1]" w:storeItemID="{B3E954EB-E6C2-45FD-BCE6-25D7DF1A2827}"/>
           <w:text/>
         </w:sdtPr>
         <w:sdtEndPr/>
@@ -505,12 +505,12 @@
             <w:szCs w:val="17"/>
           </w:rPr>
           <w:alias w:val="#Nav: /Employee_Loan_Advance/GuarantorIssueDistrict"/>
-          <w:tag w:val="#Nav: Guarantee_Personal_Loan/33019843"/>
+          <w:tag w:val="#Nav: Guarantee_Personal_Loan/50042"/>
           <w:id w:val="-414254539"/>
           <w:placeholder>
             <w:docPart w:val="DefaultPlaceholder_1081868574"/>
           </w:placeholder>
-          <w:dataBinding w:prefixMappings="xmlns:ns0='urn:microsoft-dynamics-nav/reports/Guarantee_Personal_Loan/33019843/'" w:xpath="/ns0:NavWordReportXmlPart[1]/ns0:Employee_Loan_Advance[1]/ns0:GuarantorIssueDistrict[1]" w:storeItemID="{B3E954EB-E6C2-45FD-BCE6-25D7DF1A2827}"/>
+          <w:dataBinding w:prefixMappings="xmlns:ns0='urn:microsoft-dynamics-nav/reports/Guarantee_Personal_Loan/50042/'" w:xpath="/ns0:NavWordReportXmlPart[1]/ns0:Employee_Loan_Advance[1]/ns0:GuarantorIssueDistrict[1]" w:storeItemID="{B3E954EB-E6C2-45FD-BCE6-25D7DF1A2827}"/>
           <w:text/>
         </w:sdtPr>
         <w:sdtEndPr/>
@@ -572,12 +572,12 @@
             <w:szCs w:val="17"/>
           </w:rPr>
           <w:alias w:val="#Nav: /Employee_Loan_Advance/GrandfathersNameInNepali"/>
-          <w:tag w:val="#Nav: Guarantee_Personal_Loan/33019843"/>
+          <w:tag w:val="#Nav: Guarantee_Personal_Loan/50042"/>
           <w:id w:val="-1101490141"/>
           <w:placeholder>
             <w:docPart w:val="DefaultPlaceholder_1081868574"/>
           </w:placeholder>
-          <w:dataBinding w:prefixMappings="xmlns:ns0='urn:microsoft-dynamics-nav/reports/Guarantee_Personal_Loan/33019843/'" w:xpath="/ns0:NavWordReportXmlPart[1]/ns0:Employee_Loan_Advance[1]/ns0:GrandfathersNameInNepali[1]" w:storeItemID="{B3E954EB-E6C2-45FD-BCE6-25D7DF1A2827}"/>
+          <w:dataBinding w:prefixMappings="xmlns:ns0='urn:microsoft-dynamics-nav/reports/Guarantee_Personal_Loan/50042/'" w:xpath="/ns0:NavWordReportXmlPart[1]/ns0:Employee_Loan_Advance[1]/ns0:GrandfathersNameInNepali[1]" w:storeItemID="{B3E954EB-E6C2-45FD-BCE6-25D7DF1A2827}"/>
           <w:text/>
         </w:sdtPr>
         <w:sdtEndPr/>
@@ -621,12 +621,12 @@
             <w:szCs w:val="17"/>
           </w:rPr>
           <w:alias w:val="#Nav: /Employee_Loan_Advance/NatiNatini"/>
-          <w:tag w:val="#Nav: Guarantee_Personal_Loan/33019843"/>
+          <w:tag w:val="#Nav: Guarantee_Personal_Loan/50042"/>
           <w:id w:val="1044637948"/>
           <w:placeholder>
             <w:docPart w:val="DefaultPlaceholder_1081868574"/>
           </w:placeholder>
-          <w:dataBinding w:prefixMappings="xmlns:ns0='urn:microsoft-dynamics-nav/reports/Guarantee_Personal_Loan/33019843/'" w:xpath="/ns0:NavWordReportXmlPart[1]/ns0:Employee_Loan_Advance[1]/ns0:NatiNatini[1]" w:storeItemID="{B3E954EB-E6C2-45FD-BCE6-25D7DF1A2827}"/>
+          <w:dataBinding w:prefixMappings="xmlns:ns0='urn:microsoft-dynamics-nav/reports/Guarantee_Personal_Loan/50042/'" w:xpath="/ns0:NavWordReportXmlPart[1]/ns0:Employee_Loan_Advance[1]/ns0:NatiNatini[1]" w:storeItemID="{B3E954EB-E6C2-45FD-BCE6-25D7DF1A2827}"/>
           <w:text/>
         </w:sdtPr>
         <w:sdtEndPr/>
@@ -660,12 +660,12 @@
             <w:szCs w:val="17"/>
           </w:rPr>
           <w:alias w:val="#Nav: /Employee_Loan_Advance/FathersNameInNepali"/>
-          <w:tag w:val="#Nav: Guarantee_Personal_Loan/33019843"/>
+          <w:tag w:val="#Nav: Guarantee_Personal_Loan/50042"/>
           <w:id w:val="-229776580"/>
           <w:placeholder>
             <w:docPart w:val="DefaultPlaceholder_1081868574"/>
           </w:placeholder>
-          <w:dataBinding w:prefixMappings="xmlns:ns0='urn:microsoft-dynamics-nav/reports/Guarantee_Personal_Loan/33019843/'" w:xpath="/ns0:NavWordReportXmlPart[1]/ns0:Employee_Loan_Advance[1]/ns0:FathersNameInNepali[1]" w:storeItemID="{B3E954EB-E6C2-45FD-BCE6-25D7DF1A2827}"/>
+          <w:dataBinding w:prefixMappings="xmlns:ns0='urn:microsoft-dynamics-nav/reports/Guarantee_Personal_Loan/50042/'" w:xpath="/ns0:NavWordReportXmlPart[1]/ns0:Employee_Loan_Advance[1]/ns0:FathersNameInNepali[1]" w:storeItemID="{B3E954EB-E6C2-45FD-BCE6-25D7DF1A2827}"/>
           <w:text/>
         </w:sdtPr>
         <w:sdtEndPr/>
@@ -708,12 +708,12 @@
             <w:szCs w:val="17"/>
           </w:rPr>
           <w:alias w:val="#Nav: /Employee_Loan_Advance/ChoroChori"/>
-          <w:tag w:val="#Nav: Guarantee_Personal_Loan/33019843"/>
+          <w:tag w:val="#Nav: Guarantee_Personal_Loan/50042"/>
           <w:id w:val="-225076471"/>
           <w:placeholder>
             <w:docPart w:val="DefaultPlaceholder_1081868574"/>
           </w:placeholder>
-          <w:dataBinding w:prefixMappings="xmlns:ns0='urn:microsoft-dynamics-nav/reports/Guarantee_Personal_Loan/33019843/'" w:xpath="/ns0:NavWordReportXmlPart[1]/ns0:Employee_Loan_Advance[1]/ns0:ChoroChori[1]" w:storeItemID="{B3E954EB-E6C2-45FD-BCE6-25D7DF1A2827}"/>
+          <w:dataBinding w:prefixMappings="xmlns:ns0='urn:microsoft-dynamics-nav/reports/Guarantee_Personal_Loan/50042/'" w:xpath="/ns0:NavWordReportXmlPart[1]/ns0:Employee_Loan_Advance[1]/ns0:ChoroChori[1]" w:storeItemID="{B3E954EB-E6C2-45FD-BCE6-25D7DF1A2827}"/>
           <w:text/>
         </w:sdtPr>
         <w:sdtEndPr/>
@@ -756,12 +756,12 @@
             <w:szCs w:val="17"/>
           </w:rPr>
           <w:alias w:val="#Nav: /Employee_Loan_Advance/EmployeeDistrict"/>
-          <w:tag w:val="#Nav: Guarantee_Personal_Loan/33019843"/>
+          <w:tag w:val="#Nav: Guarantee_Personal_Loan/50042"/>
           <w:id w:val="-297769045"/>
           <w:placeholder>
             <w:docPart w:val="F4D17D57C5954F7FB892D7EFCE629C70"/>
           </w:placeholder>
-          <w:dataBinding w:prefixMappings="xmlns:ns0='urn:microsoft-dynamics-nav/reports/Guarantee_Personal_Loan/33019843/'" w:xpath="/ns0:NavWordReportXmlPart[1]/ns0:Employee_Loan_Advance[1]/ns0:EmployeeDistrict[1]" w:storeItemID="{B3E954EB-E6C2-45FD-BCE6-25D7DF1A2827}"/>
+          <w:dataBinding w:prefixMappings="xmlns:ns0='urn:microsoft-dynamics-nav/reports/Guarantee_Personal_Loan/50042/'" w:xpath="/ns0:NavWordReportXmlPart[1]/ns0:Employee_Loan_Advance[1]/ns0:EmployeeDistrict[1]" w:storeItemID="{B3E954EB-E6C2-45FD-BCE6-25D7DF1A2827}"/>
           <w:text/>
         </w:sdtPr>
         <w:sdtEndPr/>
@@ -795,12 +795,12 @@
             <w:szCs w:val="17"/>
           </w:rPr>
           <w:alias w:val="#Nav: /Employee_Loan_Advance/EmployeeVDCMunicipality"/>
-          <w:tag w:val="#Nav: Guarantee_Personal_Loan/33019843"/>
+          <w:tag w:val="#Nav: Guarantee_Personal_Loan/50042"/>
           <w:id w:val="-732702795"/>
           <w:placeholder>
             <w:docPart w:val="DefaultPlaceholder_1081868574"/>
           </w:placeholder>
-          <w:dataBinding w:prefixMappings="xmlns:ns0='urn:microsoft-dynamics-nav/reports/Guarantee_Personal_Loan/33019843/'" w:xpath="/ns0:NavWordReportXmlPart[1]/ns0:Employee_Loan_Advance[1]/ns0:EmployeeVDCMunicipality[1]" w:storeItemID="{B3E954EB-E6C2-45FD-BCE6-25D7DF1A2827}"/>
+          <w:dataBinding w:prefixMappings="xmlns:ns0='urn:microsoft-dynamics-nav/reports/Guarantee_Personal_Loan/50042/'" w:xpath="/ns0:NavWordReportXmlPart[1]/ns0:Employee_Loan_Advance[1]/ns0:EmployeeVDCMunicipality[1]" w:storeItemID="{B3E954EB-E6C2-45FD-BCE6-25D7DF1A2827}"/>
           <w:text/>
         </w:sdtPr>
         <w:sdtEndPr/>
@@ -861,12 +861,12 @@
             <w:szCs w:val="13"/>
           </w:rPr>
           <w:alias w:val="#Nav: /Employee_Loan_Advance/EmployeeWardNo"/>
-          <w:tag w:val="#Nav: Guarantee_Personal_Loan/33019843"/>
+          <w:tag w:val="#Nav: Guarantee_Personal_Loan/50042"/>
           <w:id w:val="1568602344"/>
           <w:placeholder>
             <w:docPart w:val="DefaultPlaceholder_1081868574"/>
           </w:placeholder>
-          <w:dataBinding w:prefixMappings="xmlns:ns0='urn:microsoft-dynamics-nav/reports/Guarantee_Personal_Loan/33019843/'" w:xpath="/ns0:NavWordReportXmlPart[1]/ns0:Employee_Loan_Advance[1]/ns0:EmployeeWardNo[1]" w:storeItemID="{B3E954EB-E6C2-45FD-BCE6-25D7DF1A2827}"/>
+          <w:dataBinding w:prefixMappings="xmlns:ns0='urn:microsoft-dynamics-nav/reports/Guarantee_Personal_Loan/50042/'" w:xpath="/ns0:NavWordReportXmlPart[1]/ns0:Employee_Loan_Advance[1]/ns0:EmployeeWardNo[1]" w:storeItemID="{B3E954EB-E6C2-45FD-BCE6-25D7DF1A2827}"/>
           <w:text/>
         </w:sdtPr>
         <w:sdtEndPr/>
@@ -900,12 +900,12 @@
             <w:szCs w:val="13"/>
           </w:rPr>
           <w:alias w:val="#Nav: /Employee_Loan_Advance/Age"/>
-          <w:tag w:val="#Nav: Guarantee_Personal_Loan/33019843"/>
+          <w:tag w:val="#Nav: Guarantee_Personal_Loan/50042"/>
           <w:id w:val="-959342169"/>
           <w:placeholder>
             <w:docPart w:val="DefaultPlaceholder_1081868574"/>
           </w:placeholder>
-          <w:dataBinding w:prefixMappings="xmlns:ns0='urn:microsoft-dynamics-nav/reports/Guarantee_Personal_Loan/33019843/'" w:xpath="/ns0:NavWordReportXmlPart[1]/ns0:Employee_Loan_Advance[1]/ns0:Age[1]" w:storeItemID="{B3E954EB-E6C2-45FD-BCE6-25D7DF1A2827}"/>
+          <w:dataBinding w:prefixMappings="xmlns:ns0='urn:microsoft-dynamics-nav/reports/Guarantee_Personal_Loan/50042/'" w:xpath="/ns0:NavWordReportXmlPart[1]/ns0:Employee_Loan_Advance[1]/ns0:Age[1]" w:storeItemID="{B3E954EB-E6C2-45FD-BCE6-25D7DF1A2827}"/>
           <w:text/>
         </w:sdtPr>
         <w:sdtEndPr/>
@@ -948,12 +948,12 @@
             <w:szCs w:val="17"/>
           </w:rPr>
           <w:alias w:val="#Nav: /Employee_Loan_Advance/EmployeeNameinNepali"/>
-          <w:tag w:val="#Nav: Guarantee_Personal_Loan/33019843"/>
+          <w:tag w:val="#Nav: Guarantee_Personal_Loan/50042"/>
           <w:id w:val="-1391256337"/>
           <w:placeholder>
             <w:docPart w:val="DefaultPlaceholder_1081868574"/>
           </w:placeholder>
-          <w:dataBinding w:prefixMappings="xmlns:ns0='urn:microsoft-dynamics-nav/reports/Guarantee_Personal_Loan/33019843/'" w:xpath="/ns0:NavWordReportXmlPart[1]/ns0:Employee_Loan_Advance[1]/ns0:EmployeeNameinNepali[1]" w:storeItemID="{B3E954EB-E6C2-45FD-BCE6-25D7DF1A2827}"/>
+          <w:dataBinding w:prefixMappings="xmlns:ns0='urn:microsoft-dynamics-nav/reports/Guarantee_Personal_Loan/50042/'" w:xpath="/ns0:NavWordReportXmlPart[1]/ns0:Employee_Loan_Advance[1]/ns0:EmployeeNameinNepali[1]" w:storeItemID="{B3E954EB-E6C2-45FD-BCE6-25D7DF1A2827}"/>
           <w:text/>
         </w:sdtPr>
         <w:sdtEndPr/>
@@ -987,12 +987,12 @@
             <w:szCs w:val="17"/>
           </w:rPr>
           <w:alias w:val="#Nav: /Employee_Loan_Advance/EmployeeNoNepali"/>
-          <w:tag w:val="#Nav: Guarantee_Personal_Loan/33019843"/>
+          <w:tag w:val="#Nav: Guarantee_Personal_Loan/50042"/>
           <w:id w:val="1575627482"/>
           <w:placeholder>
             <w:docPart w:val="DefaultPlaceholder_1081868574"/>
           </w:placeholder>
-          <w:dataBinding w:prefixMappings="xmlns:ns0='urn:microsoft-dynamics-nav/reports/Guarantee_Personal_Loan/33019843/'" w:xpath="/ns0:NavWordReportXmlPart[1]/ns0:Employee_Loan_Advance[1]/ns0:EmployeeNoNepali[1]" w:storeItemID="{B3E954EB-E6C2-45FD-BCE6-25D7DF1A2827}"/>
+          <w:dataBinding w:prefixMappings="xmlns:ns0='urn:microsoft-dynamics-nav/reports/Guarantee_Personal_Loan/50042/'" w:xpath="/ns0:NavWordReportXmlPart[1]/ns0:Employee_Loan_Advance[1]/ns0:EmployeeNoNepali[1]" w:storeItemID="{B3E954EB-E6C2-45FD-BCE6-25D7DF1A2827}"/>
           <w:text/>
         </w:sdtPr>
         <w:sdtEndPr/>
@@ -1035,12 +1035,12 @@
             <w:szCs w:val="17"/>
           </w:rPr>
           <w:alias w:val="#Nav: /Employee_Loan_Advance/EmployeeCitizenshipNo"/>
-          <w:tag w:val="#Nav: Guarantee_Personal_Loan/33019843"/>
+          <w:tag w:val="#Nav: Guarantee_Personal_Loan/50042"/>
           <w:id w:val="-26955217"/>
           <w:placeholder>
             <w:docPart w:val="DefaultPlaceholder_1081868574"/>
           </w:placeholder>
-          <w:dataBinding w:prefixMappings="xmlns:ns0='urn:microsoft-dynamics-nav/reports/Guarantee_Personal_Loan/33019843/'" w:xpath="/ns0:NavWordReportXmlPart[1]/ns0:Employee_Loan_Advance[1]/ns0:EmployeeCitizenshipNo[1]" w:storeItemID="{B3E954EB-E6C2-45FD-BCE6-25D7DF1A2827}"/>
+          <w:dataBinding w:prefixMappings="xmlns:ns0='urn:microsoft-dynamics-nav/reports/Guarantee_Personal_Loan/50042/'" w:xpath="/ns0:NavWordReportXmlPart[1]/ns0:Employee_Loan_Advance[1]/ns0:EmployeeCitizenshipNo[1]" w:storeItemID="{B3E954EB-E6C2-45FD-BCE6-25D7DF1A2827}"/>
           <w:text/>
         </w:sdtPr>
         <w:sdtEndPr/>
@@ -1074,12 +1074,12 @@
             <w:szCs w:val="17"/>
           </w:rPr>
           <w:alias w:val="#Nav: /Employee_Loan_Advance/EmployeeCitizenshipIssueDate"/>
-          <w:tag w:val="#Nav: Guarantee_Personal_Loan/33019843"/>
+          <w:tag w:val="#Nav: Guarantee_Personal_Loan/50042"/>
           <w:id w:val="591213152"/>
           <w:placeholder>
             <w:docPart w:val="DefaultPlaceholder_1081868574"/>
           </w:placeholder>
-          <w:dataBinding w:prefixMappings="xmlns:ns0='urn:microsoft-dynamics-nav/reports/Guarantee_Personal_Loan/33019843/'" w:xpath="/ns0:NavWordReportXmlPart[1]/ns0:Employee_Loan_Advance[1]/ns0:EmployeeCitizenshipIssueDate[1]" w:storeItemID="{B3E954EB-E6C2-45FD-BCE6-25D7DF1A2827}"/>
+          <w:dataBinding w:prefixMappings="xmlns:ns0='urn:microsoft-dynamics-nav/reports/Guarantee_Personal_Loan/50042/'" w:xpath="/ns0:NavWordReportXmlPart[1]/ns0:Employee_Loan_Advance[1]/ns0:EmployeeCitizenshipIssueDate[1]" w:storeItemID="{B3E954EB-E6C2-45FD-BCE6-25D7DF1A2827}"/>
           <w:text/>
         </w:sdtPr>
         <w:sdtEndPr/>
@@ -1113,12 +1113,12 @@
             <w:szCs w:val="17"/>
           </w:rPr>
           <w:alias w:val="#Nav: /Employee_Loan_Advance/EmployeeDistrict"/>
-          <w:tag w:val="#Nav: Guarantee_Personal_Loan/33019843"/>
+          <w:tag w:val="#Nav: Guarantee_Personal_Loan/50042"/>
           <w:id w:val="-862203727"/>
           <w:placeholder>
             <w:docPart w:val="DefaultPlaceholder_1081868574"/>
           </w:placeholder>
-          <w:dataBinding w:prefixMappings="xmlns:ns0='urn:microsoft-dynamics-nav/reports/Guarantee_Personal_Loan/33019843/'" w:xpath="/ns0:NavWordReportXmlPart[1]/ns0:Employee_Loan_Advance[1]/ns0:EmployeeDistrict[1]" w:storeItemID="{B3E954EB-E6C2-45FD-BCE6-25D7DF1A2827}"/>
+          <w:dataBinding w:prefixMappings="xmlns:ns0='urn:microsoft-dynamics-nav/reports/Guarantee_Personal_Loan/50042/'" w:xpath="/ns0:NavWordReportXmlPart[1]/ns0:Employee_Loan_Advance[1]/ns0:EmployeeDistrict[1]" w:storeItemID="{B3E954EB-E6C2-45FD-BCE6-25D7DF1A2827}"/>
           <w:text/>
         </w:sdtPr>
         <w:sdtEndPr/>
@@ -1336,12 +1336,12 @@
             <w:szCs w:val="17"/>
           </w:rPr>
           <w:alias w:val="#Nav: /Employee_Loan_Advance/TodayDate"/>
-          <w:tag w:val="#Nav: Guarantee_Personal_Loan/33019843"/>
+          <w:tag w:val="#Nav: Guarantee_Personal_Loan/50042"/>
           <w:id w:val="866098820"/>
           <w:placeholder>
             <w:docPart w:val="DefaultPlaceholder_1081868574"/>
           </w:placeholder>
-          <w:dataBinding w:prefixMappings="xmlns:ns0='urn:microsoft-dynamics-nav/reports/Guarantee_Personal_Loan/33019843/'" w:xpath="/ns0:NavWordReportXmlPart[1]/ns0:Employee_Loan_Advance[1]/ns0:TodayDate[1]" w:storeItemID="{B3E954EB-E6C2-45FD-BCE6-25D7DF1A2827}"/>
+          <w:dataBinding w:prefixMappings="xmlns:ns0='urn:microsoft-dynamics-nav/reports/Guarantee_Personal_Loan/50042/'" w:xpath="/ns0:NavWordReportXmlPart[1]/ns0:Employee_Loan_Advance[1]/ns0:TodayDate[1]" w:storeItemID="{B3E954EB-E6C2-45FD-BCE6-25D7DF1A2827}"/>
           <w:text/>
         </w:sdtPr>
         <w:sdtEndPr/>
@@ -1386,12 +1386,12 @@
             <w:szCs w:val="13"/>
           </w:rPr>
           <w:alias w:val="#Nav: /Employee_Loan_Advance/AppliedLoanAdvance"/>
-          <w:tag w:val="#Nav: Guarantee_Personal_Loan/33019843"/>
+          <w:tag w:val="#Nav: Guarantee_Personal_Loan/50042"/>
           <w:id w:val="239611912"/>
           <w:placeholder>
             <w:docPart w:val="DefaultPlaceholder_1081868574"/>
           </w:placeholder>
-          <w:dataBinding w:prefixMappings="xmlns:ns0='urn:microsoft-dynamics-nav/reports/Guarantee_Personal_Loan/33019843/'" w:xpath="/ns0:NavWordReportXmlPart[1]/ns0:Employee_Loan_Advance[1]/ns0:AppliedLoanAdvance[1]" w:storeItemID="{B3E954EB-E6C2-45FD-BCE6-25D7DF1A2827}"/>
+          <w:dataBinding w:prefixMappings="xmlns:ns0='urn:microsoft-dynamics-nav/reports/Guarantee_Personal_Loan/50042/'" w:xpath="/ns0:NavWordReportXmlPart[1]/ns0:Employee_Loan_Advance[1]/ns0:AppliedLoanAdvance[1]" w:storeItemID="{B3E954EB-E6C2-45FD-BCE6-25D7DF1A2827}"/>
           <w:text/>
         </w:sdtPr>
         <w:sdtEndPr/>
@@ -1425,12 +1425,12 @@
             <w:szCs w:val="17"/>
           </w:rPr>
           <w:alias w:val="#Nav: /Employee_Loan_Advance/AmountInWordsNepali"/>
-          <w:tag w:val="#Nav: Guarantee_Personal_Loan/33019843"/>
+          <w:tag w:val="#Nav: Guarantee_Personal_Loan/50042"/>
           <w:id w:val="175932186"/>
           <w:placeholder>
             <w:docPart w:val="DefaultPlaceholder_1081868574"/>
           </w:placeholder>
-          <w:dataBinding w:prefixMappings="xmlns:ns0='urn:microsoft-dynamics-nav/reports/Guarantee_Personal_Loan/33019843/'" w:xpath="/ns0:NavWordReportXmlPart[1]/ns0:Employee_Loan_Advance[1]/ns0:AmountInWordsNepali[1]" w:storeItemID="{B3E954EB-E6C2-45FD-BCE6-25D7DF1A2827}"/>
+          <w:dataBinding w:prefixMappings="xmlns:ns0='urn:microsoft-dynamics-nav/reports/Guarantee_Personal_Loan/50042/'" w:xpath="/ns0:NavWordReportXmlPart[1]/ns0:Employee_Loan_Advance[1]/ns0:AmountInWordsNepali[1]" w:storeItemID="{B3E954EB-E6C2-45FD-BCE6-25D7DF1A2827}"/>
           <w:text/>
         </w:sdtPr>
         <w:sdtEndPr/>
@@ -4002,12 +4002,12 @@
             <w:szCs w:val="13"/>
           </w:rPr>
           <w:alias w:val="#Nav: /Employee_Loan_Advance/CurrentYear"/>
-          <w:tag w:val="#Nav: Guarantee_Personal_Loan/33019843"/>
+          <w:tag w:val="#Nav: Guarantee_Personal_Loan/50042"/>
           <w:id w:val="-436129752"/>
           <w:placeholder>
             <w:docPart w:val="DefaultPlaceholder_1081868574"/>
           </w:placeholder>
-          <w:dataBinding w:prefixMappings="xmlns:ns0='urn:microsoft-dynamics-nav/reports/Guarantee_Personal_Loan/33019843/'" w:xpath="/ns0:NavWordReportXmlPart[1]/ns0:Employee_Loan_Advance[1]/ns0:CurrentYear[1]" w:storeItemID="{B3E954EB-E6C2-45FD-BCE6-25D7DF1A2827}"/>
+          <w:dataBinding w:prefixMappings="xmlns:ns0='urn:microsoft-dynamics-nav/reports/Guarantee_Personal_Loan/50042/'" w:xpath="/ns0:NavWordReportXmlPart[1]/ns0:Employee_Loan_Advance[1]/ns0:CurrentYear[1]" w:storeItemID="{B3E954EB-E6C2-45FD-BCE6-25D7DF1A2827}"/>
           <w:text/>
         </w:sdtPr>
         <w:sdtEndPr/>
@@ -4041,12 +4041,12 @@
             <w:szCs w:val="13"/>
           </w:rPr>
           <w:alias w:val="#Nav: /Employee_Loan_Advance/CurrentMonth"/>
-          <w:tag w:val="#Nav: Guarantee_Personal_Loan/33019843"/>
+          <w:tag w:val="#Nav: Guarantee_Personal_Loan/50042"/>
           <w:id w:val="-1015535219"/>
           <w:placeholder>
             <w:docPart w:val="DefaultPlaceholder_1081868574"/>
           </w:placeholder>
-          <w:dataBinding w:prefixMappings="xmlns:ns0='urn:microsoft-dynamics-nav/reports/Guarantee_Personal_Loan/33019843/'" w:xpath="/ns0:NavWordReportXmlPart[1]/ns0:Employee_Loan_Advance[1]/ns0:CurrentMonth[1]" w:storeItemID="{B3E954EB-E6C2-45FD-BCE6-25D7DF1A2827}"/>
+          <w:dataBinding w:prefixMappings="xmlns:ns0='urn:microsoft-dynamics-nav/reports/Guarantee_Personal_Loan/50042/'" w:xpath="/ns0:NavWordReportXmlPart[1]/ns0:Employee_Loan_Advance[1]/ns0:CurrentMonth[1]" w:storeItemID="{B3E954EB-E6C2-45FD-BCE6-25D7DF1A2827}"/>
           <w:text/>
         </w:sdtPr>
         <w:sdtEndPr/>
@@ -4089,12 +4089,12 @@
             <w:szCs w:val="13"/>
           </w:rPr>
           <w:alias w:val="#Nav: /Employee_Loan_Advance/CurrentDay"/>
-          <w:tag w:val="#Nav: Guarantee_Personal_Loan/33019843"/>
+          <w:tag w:val="#Nav: Guarantee_Personal_Loan/50042"/>
           <w:id w:val="1166831752"/>
           <w:placeholder>
             <w:docPart w:val="DefaultPlaceholder_1081868574"/>
           </w:placeholder>
-          <w:dataBinding w:prefixMappings="xmlns:ns0='urn:microsoft-dynamics-nav/reports/Guarantee_Personal_Loan/33019843/'" w:xpath="/ns0:NavWordReportXmlPart[1]/ns0:Employee_Loan_Advance[1]/ns0:CurrentDay[1]" w:storeItemID="{B3E954EB-E6C2-45FD-BCE6-25D7DF1A2827}"/>
+          <w:dataBinding w:prefixMappings="xmlns:ns0='urn:microsoft-dynamics-nav/reports/Guarantee_Personal_Loan/50042/'" w:xpath="/ns0:NavWordReportXmlPart[1]/ns0:Employee_Loan_Advance[1]/ns0:CurrentDay[1]" w:storeItemID="{B3E954EB-E6C2-45FD-BCE6-25D7DF1A2827}"/>
           <w:text/>
         </w:sdtPr>
         <w:sdtEndPr/>
@@ -5755,9 +5755,9 @@
 </a:theme>
 </file>
 
-<file path=customXML/item2.xml>��< ? x m l   v e r s i o n = " 1 . 0 "   e n c o d i n g = " u t f - 1 6 " ? > +<file path=customXml/item2.xml>��< ? x m l   v e r s i o n = " 1 . 0 "   e n c o d i n g = " u t f - 1 6 " ? >   
- < N a v W o r d R e p o r t X m l P a r t   x m l n s = " u r n : m i c r o s o f t - d y n a m i c s - n a v / r e p o r t s / G u a r a n t e e _ P e r s o n a l _ L o a n / 3 3 0 1 9 8 4 3 / " > + < N a v W o r d R e p o r t X m l P a r t   x m l n s = " u r n : m i c r o s o f t - d y n a m i c s - n a v / r e p o r t s / G u a r a n t e e _ P e r s o n a l _ L o a n / 5 0 0 4 2 / " >   
      < E m p l o y e e _ L o a n _ A d v a n c e >   
